--- a/client/src/assets/Query Craft storyline script.docx
+++ b/client/src/assets/Query Craft storyline script.docx
@@ -1854,6 +1854,7 @@
               <w:pStyle w:val="NormalWeb"/>
               <w:rPr>
                 <w:rFonts w:eastAsiaTheme="majorEastAsia"/>
+                <w:b/>
                 <w:bCs/>
               </w:rPr>
             </w:pPr>
@@ -1861,50 +1862,10 @@
               <w:rPr>
                 <w:rStyle w:val="Strong"/>
                 <w:rFonts w:eastAsiaTheme="majorEastAsia"/>
-              </w:rPr>
-              <w:t xml:space="preserve">After successfully registering in the </w:t>
-            </w:r>
-            <w:r>
-              <w:rPr>
-                <w:rStyle w:val="Strong"/>
-                <w:rFonts w:eastAsiaTheme="majorEastAsia"/>
-              </w:rPr>
-              <w:t>Hogwarts</w:t>
-            </w:r>
-            <w:r>
-              <w:rPr>
-                <w:rStyle w:val="Strong"/>
-                <w:rFonts w:eastAsiaTheme="majorEastAsia"/>
-              </w:rPr>
-              <w:t xml:space="preserve"> Database, Harry realizes he needs his </w:t>
-            </w:r>
-            <w:r>
-              <w:rPr>
-                <w:rStyle w:val="Strong"/>
-                <w:rFonts w:eastAsiaTheme="majorEastAsia"/>
-              </w:rPr>
-              <w:t>student</w:t>
-            </w:r>
-            <w:r>
-              <w:rPr>
-                <w:rStyle w:val="Strong"/>
-                <w:rFonts w:eastAsiaTheme="majorEastAsia"/>
-              </w:rPr>
-              <w:t xml:space="preserve">_id to access various magical resources and services at Hogwarts. Your task is to help Harry retrieve his </w:t>
-            </w:r>
-            <w:r>
-              <w:rPr>
-                <w:rStyle w:val="Strong"/>
-                <w:rFonts w:eastAsiaTheme="majorEastAsia"/>
-              </w:rPr>
-              <w:t>student</w:t>
-            </w:r>
-            <w:r>
-              <w:rPr>
-                <w:rStyle w:val="Strong"/>
-                <w:rFonts w:eastAsiaTheme="majorEastAsia"/>
-              </w:rPr>
-              <w:t>_id using his personal details.</w:t>
+                <w:b w:val="0"/>
+                <w:bCs w:val="0"/>
+              </w:rPr>
+              <w:t>After successfully registering in the Hogwarts Database, Harry realizes he needs his student_id to access various magical resources and services at Hogwarts. Your task is to help Harry retrieve his student_id using his personal details.</w:t>
             </w:r>
           </w:p>
         </w:tc>
@@ -3903,7 +3864,14 @@
                 <w:b/>
                 <w:bCs/>
               </w:rPr>
-              <w:t>Update, set</w:t>
+              <w:t>u</w:t>
+            </w:r>
+            <w:r>
+              <w:rPr>
+                <w:b/>
+                <w:bCs/>
+              </w:rPr>
+              <w:t>pdate, set</w:t>
             </w:r>
             <w:r>
               <w:rPr>
@@ -4040,7 +4008,14 @@
                 <w:b/>
                 <w:bCs/>
               </w:rPr>
-              <w:t>Update, set, where</w:t>
+              <w:t>u</w:t>
+            </w:r>
+            <w:r>
+              <w:rPr>
+                <w:b/>
+                <w:bCs/>
+              </w:rPr>
+              <w:t>pdate, set, where</w:t>
             </w:r>
           </w:p>
         </w:tc>
@@ -4165,7 +4140,14 @@
                 <w:b/>
                 <w:bCs/>
               </w:rPr>
-              <w:t>Update, set, where</w:t>
+              <w:t>u</w:t>
+            </w:r>
+            <w:r>
+              <w:rPr>
+                <w:b/>
+                <w:bCs/>
+              </w:rPr>
+              <w:t>pdate, set, where</w:t>
             </w:r>
           </w:p>
         </w:tc>
@@ -4380,11 +4362,13 @@
               <w:pStyle w:val="NormalWeb"/>
             </w:pPr>
             <w:r>
-              <w:rPr>
-                <w:b/>
-                <w:bCs/>
-              </w:rPr>
-              <w:t>Hagrid brings Harry to Gringotts Wizarding Bank.</w:t>
+              <w:t>Hagrid brings Harry to Gringott</w:t>
+            </w:r>
+            <w:r>
+              <w:t>’</w:t>
+            </w:r>
+            <w:r>
+              <w:t>s Wizarding Bank.</w:t>
             </w:r>
             <w:r>
               <w:t xml:space="preserve"> After entering the grand lobby, Hagrid tells Harry that his vault number is </w:t>
@@ -4838,7 +4822,10 @@
           </w:tcPr>
           <w:p>
             <w:r>
-              <w:t>Select, max, from</w:t>
+              <w:t>s</w:t>
+            </w:r>
+            <w:r>
+              <w:t>elect, max, from</w:t>
             </w:r>
           </w:p>
         </w:tc>
@@ -4898,7 +4885,10 @@
           </w:tcPr>
           <w:p>
             <w:r>
-              <w:t>Select, sum, from</w:t>
+              <w:t>s</w:t>
+            </w:r>
+            <w:r>
+              <w:t>elect, sum, from</w:t>
             </w:r>
           </w:p>
         </w:tc>
@@ -4966,7 +4956,10 @@
           </w:tcPr>
           <w:p>
             <w:r>
-              <w:t>Select, count, from, where</w:t>
+              <w:t>s</w:t>
+            </w:r>
+            <w:r>
+              <w:t>elect, count, from, where</w:t>
             </w:r>
           </w:p>
         </w:tc>
@@ -5830,8 +5823,63 @@
           <w:tcPr>
             <w:tcW w:w="1864" w:type="dxa"/>
           </w:tcPr>
+          <w:p>
+            <w:r>
+              <w:t>select, from, where</w:t>
+            </w:r>
+          </w:p>
+        </w:tc>
+      </w:tr>
+      <w:tr>
+        <w:tc>
+          <w:tcPr>
+            <w:tcW w:w="1038" w:type="dxa"/>
+          </w:tcPr>
+          <w:p>
+            <w:r>
+              <w:t>Medium</w:t>
+            </w:r>
+          </w:p>
+        </w:tc>
+        <w:tc>
+          <w:tcPr>
+            <w:tcW w:w="2737" w:type="dxa"/>
+          </w:tcPr>
+          <w:p>
+            <w:pPr>
+              <w:pStyle w:val="NormalWeb"/>
+            </w:pPr>
+            <w:r>
+              <w:t>Harry is looking for a wand that is has no owner and it is at least 10 inches long. Help him find the perfect match.</w:t>
+            </w:r>
+          </w:p>
+        </w:tc>
+        <w:tc>
+          <w:tcPr>
+            <w:tcW w:w="2160" w:type="dxa"/>
+          </w:tcPr>
+          <w:p>
+            <w:r>
+              <w:t>select * from wands where owner_id is null and length &gt;= 10;</w:t>
+            </w:r>
+          </w:p>
+        </w:tc>
+        <w:tc>
+          <w:tcPr>
+            <w:tcW w:w="1551" w:type="dxa"/>
+          </w:tcPr>
           <w:p/>
         </w:tc>
+        <w:tc>
+          <w:tcPr>
+            <w:tcW w:w="1864" w:type="dxa"/>
+          </w:tcPr>
+          <w:p>
+            <w:r>
+              <w:t>select, from, where, and</w:t>
+            </w:r>
+          </w:p>
+        </w:tc>
       </w:tr>
       <w:tr>
         <w:tc>
@@ -5840,7 +5888,7 @@
           </w:tcPr>
           <w:p>
             <w:r>
-              <w:t>Medium</w:t>
+              <w:t>Hard</w:t>
             </w:r>
           </w:p>
         </w:tc>
@@ -5850,10 +5898,15 @@
           </w:tcPr>
           <w:p>
             <w:pPr>
-              <w:pStyle w:val="NormalWeb"/>
-            </w:pPr>
-            <w:r>
-              <w:t>Harry is looking for a wand that is has no owner and it is at least 10 inches long. Help him find the perfect match.</w:t>
+              <w:rPr>
+                <w:rFonts w:ascii="Times New Roman" w:hAnsi="Times New Roman" w:cs="Times New Roman"/>
+              </w:rPr>
+            </w:pPr>
+            <w:r>
+              <w:rPr>
+                <w:rFonts w:ascii="Times New Roman" w:hAnsi="Times New Roman" w:cs="Times New Roman"/>
+              </w:rPr>
+              <w:t xml:space="preserve">Harry seeks unowned wand made from Holly wood and a Phoenix Feather core. This wand is known for its powerful magic. Can you help him find it? </w:t>
             </w:r>
           </w:p>
         </w:tc>
@@ -5863,7 +5916,7 @@
           </w:tcPr>
           <w:p>
             <w:r>
-              <w:t>select * from wands where owner_id is null and length &gt;= 10;</w:t>
+              <w:t>select * from wands where owner_id is null and wood_type = 'Holly' and core_material = 'Phoenix Feather';</w:t>
             </w:r>
           </w:p>
         </w:tc>
@@ -5877,59 +5930,11 @@
           <w:tcPr>
             <w:tcW w:w="1864" w:type="dxa"/>
           </w:tcPr>
-          <w:p/>
-        </w:tc>
-      </w:tr>
-      <w:tr>
-        <w:tc>
-          <w:tcPr>
-            <w:tcW w:w="1038" w:type="dxa"/>
-          </w:tcPr>
-          <w:p>
-            <w:r>
-              <w:t>Hard</w:t>
-            </w:r>
-          </w:p>
-        </w:tc>
-        <w:tc>
-          <w:tcPr>
-            <w:tcW w:w="2737" w:type="dxa"/>
-          </w:tcPr>
-          <w:p>
-            <w:pPr>
-              <w:rPr>
-                <w:rFonts w:ascii="Times New Roman" w:hAnsi="Times New Roman" w:cs="Times New Roman"/>
-              </w:rPr>
-            </w:pPr>
-            <w:r>
-              <w:rPr>
-                <w:rFonts w:ascii="Times New Roman" w:hAnsi="Times New Roman" w:cs="Times New Roman"/>
-              </w:rPr>
-              <w:t xml:space="preserve">Harry seeks unowned wand made from Holly wood and a Phoenix Feather core. This wand is known for its powerful magic. Can you help him find it? </w:t>
-            </w:r>
-          </w:p>
-        </w:tc>
-        <w:tc>
-          <w:tcPr>
-            <w:tcW w:w="2160" w:type="dxa"/>
-          </w:tcPr>
-          <w:p>
-            <w:r>
-              <w:t>select * from wands where owner_id is null and wood_type = 'Holly' and core_material = 'Phoenix Feather';</w:t>
-            </w:r>
-          </w:p>
-        </w:tc>
-        <w:tc>
-          <w:tcPr>
-            <w:tcW w:w="1551" w:type="dxa"/>
-          </w:tcPr>
-          <w:p/>
-        </w:tc>
-        <w:tc>
-          <w:tcPr>
-            <w:tcW w:w="1864" w:type="dxa"/>
-          </w:tcPr>
-          <w:p/>
+          <w:p>
+            <w:r>
+              <w:t>select, from, where, and</w:t>
+            </w:r>
+          </w:p>
         </w:tc>
       </w:tr>
     </w:tbl>
@@ -7342,7 +7347,10 @@
           </w:tcPr>
           <w:p>
             <w:r>
-              <w:t>Update, set, where</w:t>
+              <w:t>u</w:t>
+            </w:r>
+            <w:r>
+              <w:t>pdate, set, where</w:t>
             </w:r>
           </w:p>
         </w:tc>
@@ -7397,7 +7405,10 @@
           </w:tcPr>
           <w:p>
             <w:r>
-              <w:t>Update, set, where</w:t>
+              <w:t>u</w:t>
+            </w:r>
+            <w:r>
+              <w:t>pdate, set, where</w:t>
             </w:r>
           </w:p>
         </w:tc>
@@ -7449,7 +7460,10 @@
           </w:tcPr>
           <w:p>
             <w:r>
-              <w:t>Update, set, where</w:t>
+              <w:t>u</w:t>
+            </w:r>
+            <w:r>
+              <w:t>pdate, set, where</w:t>
             </w:r>
           </w:p>
         </w:tc>
@@ -9103,7 +9117,10 @@
           </w:tcPr>
           <w:p>
             <w:r>
-              <w:t>Alter, table, add, column</w:t>
+              <w:t>a</w:t>
+            </w:r>
+            <w:r>
+              <w:t>lter, table, add, column</w:t>
             </w:r>
           </w:p>
         </w:tc>
@@ -9167,7 +9184,10 @@
           </w:tcPr>
           <w:p>
             <w:r>
-              <w:t>Alter, table, add, column</w:t>
+              <w:t>a</w:t>
+            </w:r>
+            <w:r>
+              <w:t>lter, table, add, column</w:t>
             </w:r>
           </w:p>
         </w:tc>
@@ -9231,7 +9251,10 @@
           </w:tcPr>
           <w:p>
             <w:r>
-              <w:t>Alter, table, add, column</w:t>
+              <w:t>a</w:t>
+            </w:r>
+            <w:r>
+              <w:t>lter, table, add, column</w:t>
             </w:r>
           </w:p>
         </w:tc>
@@ -9463,7 +9486,21 @@
                 <w:sz w:val="22"/>
                 <w:szCs w:val="22"/>
               </w:rPr>
-              <w:t xml:space="preserve"> enter the Great Hall. New students are gathered, eagerly awaiting the Sorting Hat Ceremony that will determine their Hogwarts house, but before that they give one more task to do</w:t>
+              <w:t xml:space="preserve"> enter the Great Hall. New students are gathered, eagerly awaiting the Sorting Hat Ceremony that will determine their Hogwarts house, but before that</w:t>
+            </w:r>
+            <w:r>
+              <w:rPr>
+                <w:sz w:val="22"/>
+                <w:szCs w:val="22"/>
+              </w:rPr>
+              <w:t>,</w:t>
+            </w:r>
+            <w:r>
+              <w:rPr>
+                <w:sz w:val="22"/>
+                <w:szCs w:val="22"/>
+              </w:rPr>
+              <w:t xml:space="preserve"> they give one more task to do</w:t>
             </w:r>
             <w:r>
               <w:rPr>
@@ -13262,7 +13299,11 @@
           <w:tcPr>
             <w:tcW w:w="8388" w:type="dxa"/>
           </w:tcPr>
-          <w:p/>
+          <w:p>
+            <w:r>
+              <w:t>select * from musical_instruments;</w:t>
+            </w:r>
+          </w:p>
         </w:tc>
       </w:tr>
     </w:tbl>
@@ -13493,6 +13534,9 @@
             <w:r>
               <w:t>select, from, where</w:t>
             </w:r>
+            <w:r>
+              <w:t>, between</w:t>
+            </w:r>
           </w:p>
         </w:tc>
       </w:tr>
@@ -13544,6 +13588,9 @@
           <w:p>
             <w:r>
               <w:t>select, from, where</w:t>
+            </w:r>
+            <w:r>
+              <w:t>, between</w:t>
             </w:r>
           </w:p>
         </w:tc>
@@ -15168,6 +15215,9 @@
             <w:r>
               <w:t>elect, from</w:t>
             </w:r>
+            <w:r>
+              <w:t>, where</w:t>
+            </w:r>
           </w:p>
         </w:tc>
       </w:tr>
@@ -15223,6 +15273,9 @@
             <w:r>
               <w:t>select, from</w:t>
             </w:r>
+            <w:r>
+              <w:t>, where</w:t>
+            </w:r>
           </w:p>
         </w:tc>
       </w:tr>
@@ -15277,6 +15330,9 @@
           <w:p>
             <w:r>
               <w:t>select, from</w:t>
+            </w:r>
+            <w:r>
+              <w:t>, where</w:t>
             </w:r>
           </w:p>
         </w:tc>
@@ -16041,6 +16097,9 @@
             <w:r>
               <w:t>select, from, group, by</w:t>
             </w:r>
+            <w:r>
+              <w:t>, order</w:t>
+            </w:r>
           </w:p>
         </w:tc>
       </w:tr>
@@ -16092,6 +16151,9 @@
           <w:p>
             <w:r>
               <w:t>select, from, group, by</w:t>
+            </w:r>
+            <w:r>
+              <w:t>, having</w:t>
             </w:r>
           </w:p>
         </w:tc>
@@ -16132,6 +16194,12 @@
             <w:r>
               <w:t>The SQL GROUP BY Statement</w:t>
             </w:r>
+            <w:r>
+              <w:t xml:space="preserve"> and t</w:t>
+            </w:r>
+            <w:r>
+              <w:t>he SQL HAVING Clause</w:t>
+            </w:r>
           </w:p>
         </w:tc>
       </w:tr>
@@ -16152,6 +16220,11 @@
           </w:tcPr>
           <w:p>
             <w:r>
+              <w:t>The SQL GROUP BY Statement</w:t>
+            </w:r>
+          </w:p>
+          <w:p>
+            <w:r>
               <w:t>The GROUP BY statement groups rows that have the same values into summary rows, like "find the number of customers in each country".</w:t>
             </w:r>
           </w:p>
@@ -16169,14 +16242,20 @@
             </w:r>
           </w:p>
           <w:p>
-            <w:r>
-              <w:t>SELECT </w:t>
-            </w:r>
-            <w:r>
+            <w:pPr>
               <w:rPr>
                 <w:i/>
                 <w:iCs/>
               </w:rPr>
+            </w:pPr>
+            <w:r>
+              <w:t>SELECT </w:t>
+            </w:r>
+            <w:r>
+              <w:rPr>
+                <w:i/>
+                <w:iCs/>
+              </w:rPr>
               <w:t>column_name(s)</w:t>
             </w:r>
             <w:r>
@@ -16211,6 +16290,109 @@
                 <w:iCs/>
               </w:rPr>
               <w:t>column_name(s)</w:t>
+            </w:r>
+            <w:r>
+              <w:rPr>
+                <w:i/>
+                <w:iCs/>
+              </w:rPr>
+              <w:br/>
+            </w:r>
+            <w:r>
+              <w:t>ORDER BY </w:t>
+            </w:r>
+            <w:r>
+              <w:rPr>
+                <w:i/>
+                <w:iCs/>
+              </w:rPr>
+              <w:t>column_name(s);</w:t>
+            </w:r>
+          </w:p>
+          <w:p>
+            <w:pPr>
+              <w:rPr>
+                <w:i/>
+                <w:iCs/>
+              </w:rPr>
+            </w:pPr>
+          </w:p>
+          <w:p>
+            <w:r>
+              <w:t>The SQL HAVING Clause</w:t>
+            </w:r>
+          </w:p>
+          <w:p>
+            <w:r>
+              <w:lastRenderedPageBreak/>
+              <w:t>The HAVING clause was added to SQL because the WHERE keyword cannot be used with aggregate functions.</w:t>
+            </w:r>
+          </w:p>
+          <w:p>
+            <w:r>
+              <w:t>HAVING Syntax</w:t>
+            </w:r>
+          </w:p>
+          <w:p>
+            <w:r>
+              <w:t>SELECT </w:t>
+            </w:r>
+            <w:r>
+              <w:rPr>
+                <w:i/>
+                <w:iCs/>
+              </w:rPr>
+              <w:t>column_name(s)</w:t>
+            </w:r>
+            <w:r>
+              <w:br/>
+              <w:t>FROM </w:t>
+            </w:r>
+            <w:r>
+              <w:rPr>
+                <w:i/>
+                <w:iCs/>
+              </w:rPr>
+              <w:t>table_name</w:t>
+            </w:r>
+            <w:r>
+              <w:br/>
+              <w:t>WHERE </w:t>
+            </w:r>
+            <w:r>
+              <w:rPr>
+                <w:i/>
+                <w:iCs/>
+              </w:rPr>
+              <w:t>condition</w:t>
+            </w:r>
+            <w:r>
+              <w:br/>
+              <w:t>GROUP BY </w:t>
+            </w:r>
+            <w:r>
+              <w:rPr>
+                <w:i/>
+                <w:iCs/>
+              </w:rPr>
+              <w:t>column_name(s)</w:t>
+            </w:r>
+            <w:r>
+              <w:rPr>
+                <w:i/>
+                <w:iCs/>
+              </w:rPr>
+              <w:br/>
+            </w:r>
+            <w:r>
+              <w:t>HAVING </w:t>
+            </w:r>
+            <w:r>
+              <w:rPr>
+                <w:i/>
+                <w:iCs/>
+              </w:rPr>
+              <w:t>condition</w:t>
             </w:r>
             <w:r>
               <w:rPr>
@@ -16544,6 +16726,7 @@
     <w:p/>
     <w:p>
       <w:r>
+        <w:lastRenderedPageBreak/>
         <w:t>Questions:</w:t>
       </w:r>
     </w:p>
@@ -16726,7 +16909,6 @@
           </w:tcPr>
           <w:p>
             <w:r>
-              <w:lastRenderedPageBreak/>
               <w:t>Medium</w:t>
             </w:r>
           </w:p>
@@ -16993,13 +17175,17 @@
               <w:t xml:space="preserve"> </w:t>
             </w:r>
             <w:r>
-              <w:t xml:space="preserve">aggressive, and Harry knows that he needs to defeat </w:t>
+              <w:t xml:space="preserve">aggressive, and Harry knows that he </w:t>
+            </w:r>
+            <w:r>
+              <w:lastRenderedPageBreak/>
+              <w:t xml:space="preserve">needs to defeat </w:t>
             </w:r>
             <w:r>
               <w:t>him,</w:t>
             </w:r>
             <w:r>
-              <w:t xml:space="preserve"> in order to proceed further.</w:t>
+              <w:t xml:space="preserve"> inorder to proceed further.</w:t>
             </w:r>
           </w:p>
         </w:tc>
@@ -17146,7 +17332,6 @@
           </w:p>
           <w:p>
             <w:r>
-              <w:lastRenderedPageBreak/>
               <w:t>    potion_id int auto_increment primary key,</w:t>
             </w:r>
           </w:p>
@@ -17279,7 +17464,6 @@
           </w:tcPr>
           <w:p>
             <w:r>
-              <w:lastRenderedPageBreak/>
               <w:t>User</w:t>
             </w:r>
           </w:p>
@@ -17444,7 +17628,11 @@
               </w:rPr>
             </w:pPr>
             <w:r>
-              <w:t>Harry needs to find the potion that will allow him to safely pass through an upcoming fiery obstacle. Using the given clues, determine which potion he should drink.</w:t>
+              <w:t xml:space="preserve">Harry needs to find the potion that will allow him to safely pass through an </w:t>
+            </w:r>
+            <w:r>
+              <w:lastRenderedPageBreak/>
+              <w:t>upcoming fiery obstacle. Using the given clues, determine which potion he should drink.</w:t>
             </w:r>
           </w:p>
         </w:tc>
@@ -17454,7 +17642,12 @@
           </w:tcPr>
           <w:p>
             <w:r>
-              <w:t>select p.potion_name from potions p join clues c on p.potion_id = c.potion_id where c.clue_text like 'Lets you walk through fire';</w:t>
+              <w:lastRenderedPageBreak/>
+              <w:t xml:space="preserve">select p.potion_name from potions p join clues c on p.potion_id = c.potion_id </w:t>
+            </w:r>
+            <w:r>
+              <w:lastRenderedPageBreak/>
+              <w:t>where c.clue_text like 'Lets you walk through fire';</w:t>
             </w:r>
           </w:p>
         </w:tc>
@@ -17464,6 +17657,7 @@
           </w:tcPr>
           <w:p>
             <w:r>
+              <w:lastRenderedPageBreak/>
               <w:t>None</w:t>
             </w:r>
           </w:p>
@@ -17476,6 +17670,9 @@
             <w:r>
               <w:t>select, from, join, where</w:t>
             </w:r>
+            <w:r>
+              <w:t>, on</w:t>
+            </w:r>
           </w:p>
         </w:tc>
       </w:tr>
@@ -17496,11 +17693,7 @@
           </w:tcPr>
           <w:p>
             <w:r>
-              <w:t xml:space="preserve">Harry must find a potion that is both safe to drink and will allow him to move forward through the obstacle in his path. </w:t>
-            </w:r>
-            <w:r>
-              <w:lastRenderedPageBreak/>
-              <w:t>Use SQL to identify the correct potion based on the provided clues.</w:t>
+              <w:t>Harry must find a potion that is both safe to drink and will allow him to move forward through the obstacle in his path. Use SQL to identify the correct potion based on the provided clues.</w:t>
             </w:r>
           </w:p>
         </w:tc>
@@ -17510,7 +17703,6 @@
           </w:tcPr>
           <w:p>
             <w:r>
-              <w:lastRenderedPageBreak/>
               <w:t>select p.potion_name from potions p join clues c on p.potion_id = c.potion_id where p.is_safe = TRUE  and c.clue_text like 'Lets you walk through fire';</w:t>
             </w:r>
           </w:p>
@@ -17533,6 +17725,9 @@
             <w:r>
               <w:t>select, from, join, where</w:t>
             </w:r>
+            <w:r>
+              <w:t>, on</w:t>
+            </w:r>
           </w:p>
         </w:tc>
       </w:tr>
@@ -17586,7 +17781,7 @@
           </w:tcPr>
           <w:p>
             <w:r>
-              <w:t>select, from, join, where</w:t>
+              <w:t>select, from, join, where, on</w:t>
             </w:r>
           </w:p>
         </w:tc>
@@ -17805,6 +18000,7 @@
     <w:p/>
     <w:p>
       <w:r>
+        <w:lastRenderedPageBreak/>
         <w:t>Story:</w:t>
       </w:r>
     </w:p>
@@ -17875,11 +18071,7 @@
               <w:pStyle w:val="NormalWeb"/>
             </w:pPr>
             <w:r>
-              <w:t xml:space="preserve">A mystical fire, flickering red and blue, seals the only way forward. On the wall, a worn parchment glows faintly, </w:t>
-            </w:r>
-            <w:r>
-              <w:lastRenderedPageBreak/>
-              <w:t>its ink swirling as if alive. As Harry steps closer, the shifting letters settle into a riddle:</w:t>
+              <w:t>A mystical fire, flickering red and blue, seals the only way forward. On the wall, a worn parchment glows faintly, its ink swirling as if alive. As Harry steps closer, the shifting letters settle into a riddle:</w:t>
             </w:r>
           </w:p>
           <w:p>
@@ -18161,6 +18353,7 @@
           </w:p>
           <w:p>
             <w:r>
+              <w:lastRenderedPageBreak/>
               <w:t>    student_id int,</w:t>
             </w:r>
           </w:p>
@@ -18213,6 +18406,7 @@
           </w:tcPr>
           <w:p>
             <w:r>
+              <w:lastRenderedPageBreak/>
               <w:t>User</w:t>
             </w:r>
           </w:p>
@@ -18584,6 +18778,7 @@
           </w:tcPr>
           <w:p>
             <w:r>
+              <w:lastRenderedPageBreak/>
               <w:t>Explanation</w:t>
             </w:r>
           </w:p>
@@ -18656,7 +18851,6 @@
           </w:p>
           <w:p>
             <w:r>
-              <w:lastRenderedPageBreak/>
               <w:t>Syntax</w:t>
             </w:r>
             <w:r>
@@ -18951,6 +19145,7 @@
           <w:szCs w:val="28"/>
           <w:u w:val="single"/>
         </w:rPr>
+        <w:lastRenderedPageBreak/>
         <w:t>CHALLENGE NO.</w:t>
       </w:r>
       <w:r>
@@ -19073,7 +19268,6 @@
           </w:p>
           <w:p>
             <w:r>
-              <w:lastRenderedPageBreak/>
               <w:t>    status varchar(50) default 'Active',</w:t>
             </w:r>
           </w:p>
@@ -19131,7 +19325,6 @@
           </w:tcPr>
           <w:p>
             <w:r>
-              <w:lastRenderedPageBreak/>
               <w:t>User</w:t>
             </w:r>
           </w:p>
@@ -19502,6 +19695,7 @@
           </w:p>
           <w:p>
             <w:r>
+              <w:lastRenderedPageBreak/>
               <w:t>UPDATE </w:t>
             </w:r>
             <w:r>
@@ -19638,11 +19832,7 @@
               <w:pStyle w:val="NormalWeb"/>
             </w:pPr>
             <w:r>
-              <w:t xml:space="preserve">As Harry gazes into the Mirror of Erised, his reflection smirks and </w:t>
-            </w:r>
-            <w:r>
-              <w:lastRenderedPageBreak/>
-              <w:t>reaches into its pocket. A moment later, a warm sensation spreads through Harry’s pocket. Heart pounding, he reaches inside—and there it is ‘The Philosopher’s Stone’.</w:t>
+              <w:t>As Harry gazes into the Mirror of Erised, his reflection smirks and reaches into its pocket. A moment later, a warm sensation spreads through Harry’s pocket. Heart pounding, he reaches inside—and there it is ‘The Philosopher’s Stone’.</w:t>
             </w:r>
           </w:p>
           <w:p>
@@ -19663,8 +19853,13 @@
               <w:pStyle w:val="NormalWeb"/>
             </w:pPr>
             <w:r>
-              <w:lastRenderedPageBreak/>
-              <w:t>Harry Successsfully completes it adventurous journey.</w:t>
+              <w:t xml:space="preserve">Harry Successsfully completes </w:t>
+            </w:r>
+            <w:r>
+              <w:t>his</w:t>
+            </w:r>
+            <w:r>
+              <w:t xml:space="preserve"> adventurous journey.</w:t>
             </w:r>
           </w:p>
         </w:tc>
@@ -20086,6 +20281,7 @@
           </w:tcPr>
           <w:p>
             <w:r>
+              <w:lastRenderedPageBreak/>
               <w:t>Explanation</w:t>
             </w:r>
           </w:p>
@@ -21809,7 +22005,6 @@
   <w:style w:type="character" w:default="1" w:styleId="DefaultParagraphFont">
     <w:name w:val="Default Paragraph Font"/>
     <w:uiPriority w:val="1"/>
-    <w:semiHidden/>
     <w:unhideWhenUsed/>
   </w:style>
   <w:style w:type="table" w:default="1" w:styleId="TableNormal">
